--- a/Accept Suggestion On Commit Character.docx
+++ b/Accept Suggestion On Commit Character.docx
@@ -551,16 +551,256 @@
           </wp:inline>
         </w:drawing>
       </w:r>
-      <w:bookmarkStart w:id="0" w:name="_GoBack"/>
-      <w:bookmarkEnd w:id="0"/>
+    </w:p>
+    <w:p/>
+    <w:p>
+      <w:pPr>
+        <w:rPr>
+          <w:sz w:val="56"/>
+          <w:highlight w:val="yellow"/>
+        </w:rPr>
+      </w:pPr>
+      <w:r>
+        <w:rPr>
+          <w:noProof/>
+          <w:sz w:val="56"/>
+          <w:highlight w:val="yellow"/>
+          <w:lang w:eastAsia="hu-HU"/>
+        </w:rPr>
+        <w:drawing>
+          <wp:inline distT="0" distB="0" distL="0" distR="0" wp14:anchorId="3C623616" wp14:editId="1EC1ACC1">
+            <wp:extent cx="5760720" cy="3240405"/>
+            <wp:effectExtent l="0" t="0" r="0" b="0"/>
+            <wp:docPr id="6" name="Kép 6"/>
+            <wp:cNvGraphicFramePr>
+              <a:graphicFrameLocks xmlns:a="http://schemas.openxmlformats.org/drawingml/2006/main" noChangeAspect="1"/>
+            </wp:cNvGraphicFramePr>
+            <a:graphic xmlns:a="http://schemas.openxmlformats.org/drawingml/2006/main">
+              <a:graphicData uri="http://schemas.openxmlformats.org/drawingml/2006/picture">
+                <pic:pic xmlns:pic="http://schemas.openxmlformats.org/drawingml/2006/picture">
+                  <pic:nvPicPr>
+                    <pic:cNvPr id="1" name=""/>
+                    <pic:cNvPicPr/>
+                  </pic:nvPicPr>
+                  <pic:blipFill>
+                    <a:blip r:embed="rId9"/>
+                    <a:stretch>
+                      <a:fillRect/>
+                    </a:stretch>
+                  </pic:blipFill>
+                  <pic:spPr>
+                    <a:xfrm>
+                      <a:off x="0" y="0"/>
+                      <a:ext cx="5760720" cy="3240405"/>
+                    </a:xfrm>
+                    <a:prstGeom prst="rect">
+                      <a:avLst/>
+                    </a:prstGeom>
+                  </pic:spPr>
+                </pic:pic>
+              </a:graphicData>
+            </a:graphic>
+          </wp:inline>
+        </w:drawing>
+      </w:r>
+    </w:p>
+    <w:p>
+      <w:pPr>
+        <w:rPr>
+          <w:sz w:val="56"/>
+          <w:highlight w:val="yellow"/>
+        </w:rPr>
+      </w:pPr>
+    </w:p>
+    <w:p>
+      <w:pPr>
+        <w:rPr>
+          <w:sz w:val="56"/>
+        </w:rPr>
+      </w:pPr>
+      <w:proofErr w:type="spellStart"/>
+      <w:r>
+        <w:rPr>
+          <w:sz w:val="56"/>
+          <w:highlight w:val="yellow"/>
+        </w:rPr>
+        <w:t>Inline</w:t>
+      </w:r>
+      <w:proofErr w:type="spellEnd"/>
+      <w:r>
+        <w:rPr>
+          <w:sz w:val="56"/>
+          <w:highlight w:val="yellow"/>
+        </w:rPr>
+        <w:t xml:space="preserve"> </w:t>
+      </w:r>
+      <w:proofErr w:type="spellStart"/>
+      <w:r>
+        <w:rPr>
+          <w:sz w:val="56"/>
+          <w:highlight w:val="yellow"/>
+        </w:rPr>
+        <w:t>Suggest</w:t>
+      </w:r>
+      <w:proofErr w:type="spellEnd"/>
+      <w:r>
+        <w:rPr>
+          <w:sz w:val="56"/>
+          <w:highlight w:val="yellow"/>
+        </w:rPr>
+        <w:t xml:space="preserve">: </w:t>
+      </w:r>
+      <w:proofErr w:type="spellStart"/>
+      <w:r>
+        <w:rPr>
+          <w:sz w:val="56"/>
+          <w:highlight w:val="yellow"/>
+        </w:rPr>
+        <w:t>Enabled</w:t>
+      </w:r>
+      <w:proofErr w:type="spellEnd"/>
+    </w:p>
+    <w:p/>
+    <w:p>
+      <w:r>
+        <w:rPr>
+          <w:noProof/>
+          <w:lang w:eastAsia="hu-HU"/>
+        </w:rPr>
+        <w:lastRenderedPageBreak/>
+        <w:drawing>
+          <wp:inline distT="0" distB="0" distL="0" distR="0" wp14:anchorId="67ABB982" wp14:editId="5162A531">
+            <wp:extent cx="5760720" cy="3240405"/>
+            <wp:effectExtent l="0" t="0" r="0" b="0"/>
+            <wp:docPr id="7" name="Kép 7"/>
+            <wp:cNvGraphicFramePr>
+              <a:graphicFrameLocks xmlns:a="http://schemas.openxmlformats.org/drawingml/2006/main" noChangeAspect="1"/>
+            </wp:cNvGraphicFramePr>
+            <a:graphic xmlns:a="http://schemas.openxmlformats.org/drawingml/2006/main">
+              <a:graphicData uri="http://schemas.openxmlformats.org/drawingml/2006/picture">
+                <pic:pic xmlns:pic="http://schemas.openxmlformats.org/drawingml/2006/picture">
+                  <pic:nvPicPr>
+                    <pic:cNvPr id="1" name=""/>
+                    <pic:cNvPicPr/>
+                  </pic:nvPicPr>
+                  <pic:blipFill>
+                    <a:blip r:embed="rId10"/>
+                    <a:stretch>
+                      <a:fillRect/>
+                    </a:stretch>
+                  </pic:blipFill>
+                  <pic:spPr>
+                    <a:xfrm>
+                      <a:off x="0" y="0"/>
+                      <a:ext cx="5760720" cy="3240405"/>
+                    </a:xfrm>
+                    <a:prstGeom prst="rect">
+                      <a:avLst/>
+                    </a:prstGeom>
+                  </pic:spPr>
+                </pic:pic>
+              </a:graphicData>
+            </a:graphic>
+          </wp:inline>
+        </w:drawing>
+      </w:r>
     </w:p>
     <w:p/>
     <w:p/>
     <w:p/>
     <w:p/>
     <w:p/>
+    <w:p>
+      <w:r>
+        <w:rPr>
+          <w:noProof/>
+          <w:lang w:eastAsia="hu-HU"/>
+        </w:rPr>
+        <w:drawing>
+          <wp:inline distT="0" distB="0" distL="0" distR="0" wp14:anchorId="63E7EC90" wp14:editId="48688285">
+            <wp:extent cx="5760720" cy="3240405"/>
+            <wp:effectExtent l="0" t="0" r="0" b="0"/>
+            <wp:docPr id="8" name="Kép 8"/>
+            <wp:cNvGraphicFramePr>
+              <a:graphicFrameLocks xmlns:a="http://schemas.openxmlformats.org/drawingml/2006/main" noChangeAspect="1"/>
+            </wp:cNvGraphicFramePr>
+            <a:graphic xmlns:a="http://schemas.openxmlformats.org/drawingml/2006/main">
+              <a:graphicData uri="http://schemas.openxmlformats.org/drawingml/2006/picture">
+                <pic:pic xmlns:pic="http://schemas.openxmlformats.org/drawingml/2006/picture">
+                  <pic:nvPicPr>
+                    <pic:cNvPr id="1" name=""/>
+                    <pic:cNvPicPr/>
+                  </pic:nvPicPr>
+                  <pic:blipFill>
+                    <a:blip r:embed="rId11"/>
+                    <a:stretch>
+                      <a:fillRect/>
+                    </a:stretch>
+                  </pic:blipFill>
+                  <pic:spPr>
+                    <a:xfrm>
+                      <a:off x="0" y="0"/>
+                      <a:ext cx="5760720" cy="3240405"/>
+                    </a:xfrm>
+                    <a:prstGeom prst="rect">
+                      <a:avLst/>
+                    </a:prstGeom>
+                  </pic:spPr>
+                </pic:pic>
+              </a:graphicData>
+            </a:graphic>
+          </wp:inline>
+        </w:drawing>
+      </w:r>
+    </w:p>
     <w:p/>
     <w:p/>
+    <w:p>
+      <w:r>
+        <w:rPr>
+          <w:noProof/>
+          <w:lang w:eastAsia="hu-HU"/>
+        </w:rPr>
+        <w:lastRenderedPageBreak/>
+        <w:drawing>
+          <wp:inline distT="0" distB="0" distL="0" distR="0" wp14:anchorId="1AB58143" wp14:editId="65565C51">
+            <wp:extent cx="5760720" cy="3240405"/>
+            <wp:effectExtent l="0" t="0" r="0" b="0"/>
+            <wp:docPr id="9" name="Kép 9"/>
+            <wp:cNvGraphicFramePr>
+              <a:graphicFrameLocks xmlns:a="http://schemas.openxmlformats.org/drawingml/2006/main" noChangeAspect="1"/>
+            </wp:cNvGraphicFramePr>
+            <a:graphic xmlns:a="http://schemas.openxmlformats.org/drawingml/2006/main">
+              <a:graphicData uri="http://schemas.openxmlformats.org/drawingml/2006/picture">
+                <pic:pic xmlns:pic="http://schemas.openxmlformats.org/drawingml/2006/picture">
+                  <pic:nvPicPr>
+                    <pic:cNvPr id="1" name=""/>
+                    <pic:cNvPicPr/>
+                  </pic:nvPicPr>
+                  <pic:blipFill>
+                    <a:blip r:embed="rId12"/>
+                    <a:stretch>
+                      <a:fillRect/>
+                    </a:stretch>
+                  </pic:blipFill>
+                  <pic:spPr>
+                    <a:xfrm>
+                      <a:off x="0" y="0"/>
+                      <a:ext cx="5760720" cy="3240405"/>
+                    </a:xfrm>
+                    <a:prstGeom prst="rect">
+                      <a:avLst/>
+                    </a:prstGeom>
+                  </pic:spPr>
+                </pic:pic>
+              </a:graphicData>
+            </a:graphic>
+          </wp:inline>
+        </w:drawing>
+      </w:r>
+      <w:bookmarkStart w:id="0" w:name="_GoBack"/>
+      <w:bookmarkEnd w:id="0"/>
+    </w:p>
     <w:p/>
     <w:p/>
     <w:sectPr>
